--- a/00-首页/题组Word/第一轮·竞赛教材版/第一轮结构·3-分子结构（教师版）.docx
+++ b/00-首页/题组Word/第一轮·竞赛教材版/第一轮结构·3-分子结构（教师版）.docx
@@ -10035,14 +10035,17 @@
         <w:rPr>
           <w:rFonts w:hint="eastAsia" w:ascii="Times New Roman" w:hAnsi="Times New Roman" w:eastAsia="Times New Roman" w:cs="Times New Roman"/>
         </w:rPr>
-        <w:t>。3.</w:t>
-      </w:r>
-      <w:r>
-        <w:rPr>
-          <w:rFonts w:ascii="Times New Roman" w:hAnsi="Times New Roman" w:eastAsia="Times New Roman" w:cs="Times New Roman"/>
-        </w:rPr>
-        <w:t xml:space="preserve"> </w:t>
-      </w:r>
+        <w:t>。</w:t>
+      </w:r>
+    </w:p>
+    <w:p>
+      <w:pPr>
+        <w:pStyle w:val="Compact"/>
+        <w:numPr>
+          <w:ilvl w:val="0"/>
+          <w:numId w:val="1020"/>
+        </w:numPr>
+      </w:pPr>
       <m:oMath>
         <m:r>
           <m:t>4</m:t>
@@ -20613,12 +20616,13 @@
           </wp:inline>
         </w:drawing>
       </w:r>
-      <w:r>
-        <w:rPr>
-          <w:rFonts w:ascii="Times New Roman" w:hAnsi="Times New Roman" w:eastAsia="Times New Roman" w:cs="Times New Roman"/>
-        </w:rPr>
-        <w:t xml:space="preserve"> </w:t>
-      </w:r>
+    </w:p>
+    <w:p>
+      <w:pPr>
+        <w:pStyle w:val="BodyText"/>
+        <w:spacing w:before="160" w:after="80"/>
+        <w:jc w:val="center"/>
+      </w:pPr>
       <w:r>
         <w:rPr>
           <w:rFonts w:ascii="Times New Roman" w:hAnsi="Times New Roman" w:eastAsia="Times New Roman" w:cs="Times New Roman"/>
@@ -21464,18 +21468,6 @@
           <w:rFonts w:ascii="Times New Roman" w:hAnsi="Times New Roman" w:eastAsia="Times New Roman" w:cs="Times New Roman"/>
         </w:rPr>
         <w:t xml:space="preserve"> </w:t>
-      </w:r>
-      <w:r>
-        <w:rPr>
-          <w:rFonts w:hint="eastAsia" w:ascii="Times New Roman" w:hAnsi="Times New Roman" w:eastAsia="FangSong" w:cs="Times New Roman"/>
-        </w:rPr>
-        <w:t>依赖图片</w:t>
-      </w:r>
-      <w:r>
-        <w:rPr>
-          <w:rFonts w:hint="eastAsia" w:ascii="Times New Roman" w:hAnsi="Times New Roman" w:eastAsia="Times New Roman" w:cs="Times New Roman"/>
-        </w:rPr>
-        <w:t>。</w:t>
       </w:r>
       <m:oMath>
         <m:sSubSup>
@@ -22341,21 +22333,9 @@
       </w:r>
       <w:r>
         <w:rPr>
-          <w:rFonts w:hint="eastAsia" w:ascii="Times New Roman" w:hAnsi="Times New Roman" w:eastAsia="FangSong" w:cs="Times New Roman"/>
-        </w:rPr>
-        <w:t>依赖图片</w:t>
-      </w:r>
-      <w:r>
-        <w:rPr>
-          <w:rFonts w:hint="eastAsia" w:ascii="Times New Roman" w:hAnsi="Times New Roman" w:eastAsia="Times New Roman" w:cs="Times New Roman"/>
-        </w:rPr>
-        <w:t>。E</w:t>
-      </w:r>
-      <w:r>
-        <w:rPr>
-          <w:rFonts w:ascii="Times New Roman" w:hAnsi="Times New Roman" w:eastAsia="Times New Roman" w:cs="Times New Roman"/>
-        </w:rPr>
-        <w:t xml:space="preserve"> =</w:t>
+          <w:rFonts w:ascii="Times New Roman" w:hAnsi="Times New Roman" w:eastAsia="Times New Roman" w:cs="Times New Roman"/>
+        </w:rPr>
+        <w:t xml:space="preserve">E =</w:t>
       </w:r>
       <w:r>
         <w:rPr>
@@ -23176,8 +23156,6 @@
           <w:ilvl w:val="0"/>
           <w:numId w:val="1021"/>
         </w:numPr>
-        <w:spacing w:before="160" w:after="80"/>
-        <w:jc w:val="center"/>
       </w:pPr>
       <w:r>
         <w:rPr>
@@ -23319,24 +23297,15 @@
           </m:sup>
         </m:sSubSup>
       </m:oMath>
-      <w:r>
-        <w:rPr>
-          <w:rFonts w:ascii="Times New Roman" w:hAnsi="Times New Roman" w:eastAsia="Times New Roman" w:cs="Times New Roman"/>
-        </w:rPr>
-        <w:t xml:space="preserve"> </w:t>
-      </w:r>
-      <w:r>
-        <w:rPr>
-          <w:rFonts w:ascii="Times New Roman" w:hAnsi="Times New Roman" w:eastAsia="Times New Roman" w:cs="Times New Roman"/>
-        </w:rPr>
-        <w:t xml:space="preserve">2.</w:t>
-      </w:r>
-      <w:r>
-        <w:rPr>
-          <w:rFonts w:ascii="Times New Roman" w:hAnsi="Times New Roman" w:eastAsia="Times New Roman" w:cs="Times New Roman"/>
-        </w:rPr>
-        <w:t xml:space="preserve"> </w:t>
-      </w:r>
+    </w:p>
+    <w:p>
+      <w:pPr>
+        <w:pStyle w:val="Compact"/>
+        <w:numPr>
+          <w:ilvl w:val="0"/>
+          <w:numId w:val="1021"/>
+        </w:numPr>
+      </w:pPr>
       <m:oMath>
         <m:r>
           <m:rPr>
@@ -23509,14 +23478,17 @@
         <w:rPr>
           <w:rFonts w:hint="eastAsia" w:ascii="Times New Roman" w:hAnsi="Times New Roman" w:eastAsia="Times New Roman" w:cs="Times New Roman"/>
         </w:rPr>
-        <w:t>）3.</w:t>
-      </w:r>
-      <w:r>
-        <w:rPr>
-          <w:rFonts w:ascii="Times New Roman" w:hAnsi="Times New Roman" w:eastAsia="Times New Roman" w:cs="Times New Roman"/>
-        </w:rPr>
-        <w:t xml:space="preserve"> </w:t>
-      </w:r>
+        <w:t>）</w:t>
+      </w:r>
+    </w:p>
+    <w:p>
+      <w:pPr>
+        <w:pStyle w:val="Compact"/>
+        <w:numPr>
+          <w:ilvl w:val="0"/>
+          <w:numId w:val="1021"/>
+        </w:numPr>
+      </w:pPr>
       <w:r>
         <w:rPr>
           <w:rFonts w:ascii="Times New Roman" w:hAnsi="Times New Roman" w:eastAsia="Times New Roman" w:cs="Times New Roman"/>
@@ -23753,17 +23725,22 @@
           </m:sup>
         </m:sSubSup>
       </m:oMath>
-      <w:r>
-        <w:rPr>
-          <w:rFonts w:ascii="Times New Roman" w:hAnsi="Times New Roman" w:eastAsia="Times New Roman" w:cs="Times New Roman"/>
-        </w:rPr>
-        <w:t xml:space="preserve"> </w:t>
-      </w:r>
-      <w:r>
-        <w:rPr>
-          <w:rFonts w:ascii="Times New Roman" w:hAnsi="Times New Roman" w:eastAsia="Times New Roman" w:cs="Times New Roman"/>
-        </w:rPr>
-        <w:t xml:space="preserve">4. E </w:t>
+    </w:p>
+    <w:p>
+      <w:pPr>
+        <w:pStyle w:val="Compact"/>
+        <w:numPr>
+          <w:ilvl w:val="0"/>
+          <w:numId w:val="1021"/>
+        </w:numPr>
+        <w:spacing w:before="160" w:after="80"/>
+        <w:jc w:val="center"/>
+      </w:pPr>
+      <w:r>
+        <w:rPr>
+          <w:rFonts w:ascii="Times New Roman" w:hAnsi="Times New Roman" w:eastAsia="Times New Roman" w:cs="Times New Roman"/>
+        </w:rPr>
+        <w:t xml:space="preserve">E </w:t>
       </w:r>
       <w:r>
         <w:rPr>
@@ -23872,11 +23849,20 @@
           </wp:inline>
         </w:drawing>
       </w:r>
-      <w:r>
-        <w:rPr>
-          <w:rFonts w:ascii="Times New Roman" w:hAnsi="Times New Roman" w:eastAsia="Times New Roman" w:cs="Times New Roman"/>
-        </w:rPr>
-        <w:t xml:space="preserve">5. E </w:t>
+    </w:p>
+    <w:p>
+      <w:pPr>
+        <w:pStyle w:val="Compact"/>
+        <w:numPr>
+          <w:ilvl w:val="0"/>
+          <w:numId w:val="1021"/>
+        </w:numPr>
+      </w:pPr>
+      <w:r>
+        <w:rPr>
+          <w:rFonts w:ascii="Times New Roman" w:hAnsi="Times New Roman" w:eastAsia="Times New Roman" w:cs="Times New Roman"/>
+        </w:rPr>
+        <w:t xml:space="preserve">E </w:t>
       </w:r>
       <w:r>
         <w:rPr>
@@ -24550,21 +24536,9 @@
       </w:r>
       <w:r>
         <w:rPr>
-          <w:rFonts w:hint="eastAsia" w:ascii="Times New Roman" w:hAnsi="Times New Roman" w:eastAsia="FangSong" w:cs="Times New Roman"/>
-        </w:rPr>
-        <w:t>依赖图片</w:t>
-      </w:r>
-      <w:r>
-        <w:rPr>
-          <w:rFonts w:hint="eastAsia" w:ascii="Times New Roman" w:hAnsi="Times New Roman" w:eastAsia="Times New Roman" w:cs="Times New Roman"/>
-        </w:rPr>
-        <w:t>。N1</w:t>
-      </w:r>
-      <w:r>
-        <w:rPr>
-          <w:rFonts w:ascii="Times New Roman" w:hAnsi="Times New Roman" w:eastAsia="Times New Roman" w:cs="Times New Roman"/>
-        </w:rPr>
-        <w:t xml:space="preserve"> </w:t>
+          <w:rFonts w:ascii="Times New Roman" w:hAnsi="Times New Roman" w:eastAsia="Times New Roman" w:cs="Times New Roman"/>
+        </w:rPr>
+        <w:t xml:space="preserve">N1 </w:t>
       </w:r>
       <w:r>
         <w:rPr>
@@ -26452,14 +26426,6 @@
       </w:pPr>
       <w:r>
         <w:rPr>
-          <w:rFonts w:hint="eastAsia" w:ascii="Times New Roman" w:hAnsi="Times New Roman" w:eastAsia="FangSong" w:cs="Times New Roman"/>
-          <w:b/>
-          <w:bCs/>
-        </w:rPr>
-        <w:t xml:space="preserve">相关图片</w:t>
-      </w:r>
-      <w:r>
-        <w:rPr>
           <w:rFonts w:ascii="Times New Roman" w:hAnsi="Times New Roman" w:eastAsia="Times New Roman" w:cs="Times New Roman"/>
         </w:rPr>
         <w:drawing>
@@ -26503,14 +26469,13 @@
           </wp:inline>
         </w:drawing>
       </w:r>
-      <w:r>
-        <w:rPr>
-          <w:rFonts w:ascii="Times New Roman" w:hAnsi="Times New Roman" w:eastAsia="Times New Roman" w:cs="Times New Roman"/>
-          <w:b/>
-          <w:bCs/>
-        </w:rPr>
-        <w:t xml:space="preserve"> </w:t>
-      </w:r>
+    </w:p>
+    <w:p>
+      <w:pPr>
+        <w:pStyle w:val="BodyText"/>
+        <w:spacing w:before="160" w:after="80"/>
+        <w:jc w:val="center"/>
+      </w:pPr>
       <w:r>
         <w:rPr>
           <w:rFonts w:ascii="Times New Roman" w:hAnsi="Times New Roman" w:eastAsia="Times New Roman" w:cs="Times New Roman"/>
@@ -26556,14 +26521,13 @@
           </wp:inline>
         </w:drawing>
       </w:r>
-      <w:r>
-        <w:rPr>
-          <w:rFonts w:ascii="Times New Roman" w:hAnsi="Times New Roman" w:eastAsia="Times New Roman" w:cs="Times New Roman"/>
-          <w:b/>
-          <w:bCs/>
-        </w:rPr>
-        <w:t xml:space="preserve"> </w:t>
-      </w:r>
+    </w:p>
+    <w:p>
+      <w:pPr>
+        <w:pStyle w:val="BodyText"/>
+        <w:spacing w:before="160" w:after="80"/>
+        <w:jc w:val="center"/>
+      </w:pPr>
       <w:r>
         <w:rPr>
           <w:rFonts w:ascii="Times New Roman" w:hAnsi="Times New Roman" w:eastAsia="Times New Roman" w:cs="Times New Roman"/>
@@ -27354,12 +27318,13 @@
           </wp:inline>
         </w:drawing>
       </w:r>
-      <w:r>
-        <w:rPr>
-          <w:rFonts w:ascii="Times New Roman" w:hAnsi="Times New Roman" w:eastAsia="Times New Roman" w:cs="Times New Roman"/>
-        </w:rPr>
-        <w:t xml:space="preserve"> </w:t>
-      </w:r>
+    </w:p>
+    <w:p>
+      <w:pPr>
+        <w:pStyle w:val="BodyText"/>
+        <w:spacing w:before="160" w:after="80"/>
+        <w:jc w:val="center"/>
+      </w:pPr>
       <w:r>
         <w:rPr>
           <w:rFonts w:ascii="Times New Roman" w:hAnsi="Times New Roman" w:eastAsia="Times New Roman" w:cs="Times New Roman"/>
@@ -27405,12 +27370,13 @@
           </wp:inline>
         </w:drawing>
       </w:r>
-      <w:r>
-        <w:rPr>
-          <w:rFonts w:ascii="Times New Roman" w:hAnsi="Times New Roman" w:eastAsia="Times New Roman" w:cs="Times New Roman"/>
-        </w:rPr>
-        <w:t xml:space="preserve"> </w:t>
-      </w:r>
+    </w:p>
+    <w:p>
+      <w:pPr>
+        <w:pStyle w:val="BodyText"/>
+        <w:spacing w:before="160" w:after="80"/>
+        <w:jc w:val="center"/>
+      </w:pPr>
       <w:r>
         <w:rPr>
           <w:rFonts w:ascii="Times New Roman" w:hAnsi="Times New Roman" w:eastAsia="Times New Roman" w:cs="Times New Roman"/>
@@ -27678,13 +27644,19 @@
         <w:rPr>
           <w:rFonts w:hint="eastAsia" w:ascii="Times New Roman" w:hAnsi="Times New Roman" w:eastAsia="Times New Roman" w:cs="Times New Roman"/>
         </w:rPr>
-        <w:t>）3.</w:t>
-      </w:r>
-      <w:r>
-        <w:rPr>
-          <w:rFonts w:ascii="Times New Roman" w:hAnsi="Times New Roman" w:eastAsia="Times New Roman" w:cs="Times New Roman"/>
-        </w:rPr>
-        <w:t xml:space="preserve"> </w:t>
+        <w:t>）</w:t>
+      </w:r>
+      <w:r>
+        <w:rPr>
+          <w:rFonts w:ascii="Times New Roman" w:hAnsi="Times New Roman" w:eastAsia="Times New Roman" w:cs="Times New Roman"/>
+        </w:rPr>
+        <w:t xml:space="preserve"> </w:t>
+      </w:r>
+      <w:r>
+        <w:rPr>
+          <w:rFonts w:ascii="Times New Roman" w:hAnsi="Times New Roman" w:eastAsia="Times New Roman" w:cs="Times New Roman"/>
+        </w:rPr>
+        <w:t xml:space="preserve">3. </w:t>
       </w:r>
       <w:r>
         <w:rPr>
@@ -27742,19 +27714,19 @@
         <w:rPr>
           <w:rFonts w:hint="eastAsia" w:ascii="Times New Roman" w:hAnsi="Times New Roman" w:eastAsia="FangSong" w:cs="Times New Roman"/>
         </w:rPr>
-        <w:t>生成苄基碳自由基</w:t>
-      </w:r>
-      <w:r>
-        <w:rPr>
-          <w:rFonts w:hint="eastAsia" w:ascii="Times New Roman" w:hAnsi="Times New Roman" w:eastAsia="Times New Roman" w:cs="Times New Roman"/>
-        </w:rPr>
-        <w:t>4.</w:t>
-      </w:r>
-      <w:r>
-        <w:rPr>
-          <w:rFonts w:ascii="Times New Roman" w:hAnsi="Times New Roman" w:eastAsia="Times New Roman" w:cs="Times New Roman"/>
-        </w:rPr>
-        <w:t xml:space="preserve"> </w:t>
+        <w:t xml:space="preserve">生成苄基碳自由基</w:t>
+      </w:r>
+      <w:r>
+        <w:rPr>
+          <w:rFonts w:ascii="Times New Roman" w:hAnsi="Times New Roman" w:eastAsia="Times New Roman" w:cs="Times New Roman"/>
+        </w:rPr>
+        <w:t xml:space="preserve"> </w:t>
+      </w:r>
+      <w:r>
+        <w:rPr>
+          <w:rFonts w:ascii="Times New Roman" w:hAnsi="Times New Roman" w:eastAsia="Times New Roman" w:cs="Times New Roman"/>
+        </w:rPr>
+        <w:t xml:space="preserve">4. </w:t>
       </w:r>
       <w:r>
         <w:rPr>
@@ -27828,19 +27800,19 @@
         <w:rPr>
           <w:rFonts w:hint="eastAsia" w:ascii="Times New Roman" w:hAnsi="Times New Roman" w:eastAsia="FangSong" w:cs="Times New Roman"/>
         </w:rPr>
-        <w:t>关上五元环</w:t>
-      </w:r>
-      <w:r>
-        <w:rPr>
-          <w:rFonts w:hint="eastAsia" w:ascii="Times New Roman" w:hAnsi="Times New Roman" w:eastAsia="Times New Roman" w:cs="Times New Roman"/>
-        </w:rPr>
-        <w:t>5.</w:t>
-      </w:r>
-      <w:r>
-        <w:rPr>
-          <w:rFonts w:ascii="Times New Roman" w:hAnsi="Times New Roman" w:eastAsia="Times New Roman" w:cs="Times New Roman"/>
-        </w:rPr>
-        <w:t xml:space="preserve"> </w:t>
+        <w:t xml:space="preserve">关上五元环</w:t>
+      </w:r>
+      <w:r>
+        <w:rPr>
+          <w:rFonts w:ascii="Times New Roman" w:hAnsi="Times New Roman" w:eastAsia="Times New Roman" w:cs="Times New Roman"/>
+        </w:rPr>
+        <w:t xml:space="preserve"> </w:t>
+      </w:r>
+      <w:r>
+        <w:rPr>
+          <w:rFonts w:ascii="Times New Roman" w:hAnsi="Times New Roman" w:eastAsia="Times New Roman" w:cs="Times New Roman"/>
+        </w:rPr>
+        <w:t xml:space="preserve">5. </w:t>
       </w:r>
       <w:r>
         <w:rPr>
@@ -28980,105 +28952,102 @@
           <w:ilvl w:val="0"/>
           <w:numId w:val="1022"/>
         </w:numPr>
+      </w:pPr>
+      <w:r>
+        <w:rPr>
+          <w:rFonts w:hint="eastAsia" w:ascii="Times New Roman" w:hAnsi="Times New Roman" w:eastAsia="FangSong" w:cs="Times New Roman"/>
+        </w:rPr>
+        <w:t>跟踪单电子流向</w:t>
+      </w:r>
+      <w:r>
+        <w:rPr>
+          <w:rFonts w:hint="eastAsia" w:ascii="Times New Roman" w:hAnsi="Times New Roman" w:eastAsia="Times New Roman" w:cs="Times New Roman"/>
+        </w:rPr>
+        <w:t>：</w:t>
+      </w:r>
+      <w:r>
+        <w:rPr>
+          <w:rFonts w:hint="eastAsia" w:ascii="Times New Roman" w:hAnsi="Times New Roman" w:eastAsia="FangSong" w:cs="Times New Roman"/>
+        </w:rPr>
+        <w:t>引发</w:t>
+      </w:r>
+      <w:r>
+        <w:rPr>
+          <w:rFonts w:ascii="Times New Roman" w:hAnsi="Times New Roman" w:eastAsia="Times New Roman" w:cs="Times New Roman"/>
+        </w:rPr>
+        <w:t xml:space="preserve"> → </w:t>
+      </w:r>
+      <w:r>
+        <w:rPr>
+          <w:rFonts w:hint="eastAsia" w:ascii="Times New Roman" w:hAnsi="Times New Roman" w:eastAsia="FangSong" w:cs="Times New Roman"/>
+        </w:rPr>
+        <w:t xml:space="preserve">攫</w:t>
+      </w:r>
+      <w:r>
+        <w:rPr>
+          <w:rFonts w:ascii="Times New Roman" w:hAnsi="Times New Roman" w:eastAsia="Times New Roman" w:cs="Times New Roman"/>
+        </w:rPr>
+        <w:t xml:space="preserve"> H → </w:t>
+      </w:r>
+      <w:r>
+        <w:rPr>
+          <w:rFonts w:hint="eastAsia" w:ascii="Times New Roman" w:hAnsi="Times New Roman" w:eastAsia="FangSong" w:cs="Times New Roman"/>
+        </w:rPr>
+        <w:t xml:space="preserve">加成炔</w:t>
+      </w:r>
+      <w:r>
+        <w:rPr>
+          <w:rFonts w:ascii="Times New Roman" w:hAnsi="Times New Roman" w:eastAsia="Times New Roman" w:cs="Times New Roman"/>
+        </w:rPr>
+        <w:t xml:space="preserve"> → H </w:t>
+      </w:r>
+      <w:r>
+        <w:rPr>
+          <w:rFonts w:hint="eastAsia" w:ascii="Times New Roman" w:hAnsi="Times New Roman" w:eastAsia="FangSong" w:cs="Times New Roman"/>
+        </w:rPr>
+        <w:t xml:space="preserve">迁移</w:t>
+      </w:r>
+      <w:r>
+        <w:rPr>
+          <w:rFonts w:ascii="Times New Roman" w:hAnsi="Times New Roman" w:eastAsia="Times New Roman" w:cs="Times New Roman"/>
+        </w:rPr>
+        <w:t xml:space="preserve"> → </w:t>
+      </w:r>
+      <w:r>
+        <w:rPr>
+          <w:rFonts w:hint="eastAsia" w:ascii="Times New Roman" w:hAnsi="Times New Roman" w:eastAsia="FangSong" w:cs="Times New Roman"/>
+        </w:rPr>
+        <w:t xml:space="preserve">环化</w:t>
+      </w:r>
+      <w:r>
+        <w:rPr>
+          <w:rFonts w:ascii="Times New Roman" w:hAnsi="Times New Roman" w:eastAsia="Times New Roman" w:cs="Times New Roman"/>
+        </w:rPr>
+        <w:t xml:space="preserve"> → </w:t>
+      </w:r>
+      <w:r>
+        <w:rPr>
+          <w:rFonts w:hint="eastAsia" w:ascii="Times New Roman" w:hAnsi="Times New Roman" w:eastAsia="Times New Roman" w:cs="Times New Roman"/>
+        </w:rPr>
+        <w:t>β-</w:t>
+      </w:r>
+      <w:r>
+        <w:rPr>
+          <w:rFonts w:hint="eastAsia" w:ascii="Times New Roman" w:hAnsi="Times New Roman" w:eastAsia="FangSong" w:cs="Times New Roman"/>
+        </w:rPr>
+        <w:t>消除</w:t>
+      </w:r>
+    </w:p>
+    <w:p>
+      <w:pPr>
+        <w:pStyle w:val="Compact"/>
+        <w:numPr>
+          <w:ilvl w:val="0"/>
+          <w:numId w:val="1022"/>
+        </w:numPr>
         <w:spacing w:before="160" w:after="80"/>
         <w:jc w:val="center"/>
       </w:pPr>
-      <w:r>
-        <w:rPr>
-          <w:rFonts w:hint="eastAsia" w:ascii="Times New Roman" w:hAnsi="Times New Roman" w:eastAsia="FangSong" w:cs="Times New Roman"/>
-        </w:rPr>
-        <w:t>跟踪单电子流向</w:t>
-      </w:r>
-      <w:r>
-        <w:rPr>
-          <w:rFonts w:hint="eastAsia" w:ascii="Times New Roman" w:hAnsi="Times New Roman" w:eastAsia="Times New Roman" w:cs="Times New Roman"/>
-        </w:rPr>
-        <w:t>：</w:t>
-      </w:r>
-      <w:r>
-        <w:rPr>
-          <w:rFonts w:hint="eastAsia" w:ascii="Times New Roman" w:hAnsi="Times New Roman" w:eastAsia="FangSong" w:cs="Times New Roman"/>
-        </w:rPr>
-        <w:t>引发</w:t>
-      </w:r>
-      <w:r>
-        <w:rPr>
-          <w:rFonts w:ascii="Times New Roman" w:hAnsi="Times New Roman" w:eastAsia="Times New Roman" w:cs="Times New Roman"/>
-        </w:rPr>
-        <w:t xml:space="preserve"> → </w:t>
-      </w:r>
-      <w:r>
-        <w:rPr>
-          <w:rFonts w:hint="eastAsia" w:ascii="Times New Roman" w:hAnsi="Times New Roman" w:eastAsia="FangSong" w:cs="Times New Roman"/>
-        </w:rPr>
-        <w:t xml:space="preserve">攫</w:t>
-      </w:r>
-      <w:r>
-        <w:rPr>
-          <w:rFonts w:ascii="Times New Roman" w:hAnsi="Times New Roman" w:eastAsia="Times New Roman" w:cs="Times New Roman"/>
-        </w:rPr>
-        <w:t xml:space="preserve"> H → </w:t>
-      </w:r>
-      <w:r>
-        <w:rPr>
-          <w:rFonts w:hint="eastAsia" w:ascii="Times New Roman" w:hAnsi="Times New Roman" w:eastAsia="FangSong" w:cs="Times New Roman"/>
-        </w:rPr>
-        <w:t xml:space="preserve">加成炔</w:t>
-      </w:r>
-      <w:r>
-        <w:rPr>
-          <w:rFonts w:ascii="Times New Roman" w:hAnsi="Times New Roman" w:eastAsia="Times New Roman" w:cs="Times New Roman"/>
-        </w:rPr>
-        <w:t xml:space="preserve"> → H </w:t>
-      </w:r>
-      <w:r>
-        <w:rPr>
-          <w:rFonts w:hint="eastAsia" w:ascii="Times New Roman" w:hAnsi="Times New Roman" w:eastAsia="FangSong" w:cs="Times New Roman"/>
-        </w:rPr>
-        <w:t xml:space="preserve">迁移</w:t>
-      </w:r>
-      <w:r>
-        <w:rPr>
-          <w:rFonts w:ascii="Times New Roman" w:hAnsi="Times New Roman" w:eastAsia="Times New Roman" w:cs="Times New Roman"/>
-        </w:rPr>
-        <w:t xml:space="preserve"> → </w:t>
-      </w:r>
-      <w:r>
-        <w:rPr>
-          <w:rFonts w:hint="eastAsia" w:ascii="Times New Roman" w:hAnsi="Times New Roman" w:eastAsia="FangSong" w:cs="Times New Roman"/>
-        </w:rPr>
-        <w:t xml:space="preserve">环化</w:t>
-      </w:r>
-      <w:r>
-        <w:rPr>
-          <w:rFonts w:ascii="Times New Roman" w:hAnsi="Times New Roman" w:eastAsia="Times New Roman" w:cs="Times New Roman"/>
-        </w:rPr>
-        <w:t xml:space="preserve"> → </w:t>
-      </w:r>
-      <w:r>
-        <w:rPr>
-          <w:rFonts w:hint="eastAsia" w:ascii="Times New Roman" w:hAnsi="Times New Roman" w:eastAsia="Times New Roman" w:cs="Times New Roman"/>
-        </w:rPr>
-        <w:t>β-</w:t>
-      </w:r>
-      <w:r>
-        <w:rPr>
-          <w:rFonts w:hint="eastAsia" w:ascii="Times New Roman" w:hAnsi="Times New Roman" w:eastAsia="FangSong" w:cs="Times New Roman"/>
-        </w:rPr>
-        <w:t>消除</w:t>
-      </w:r>
-      <w:r>
-        <w:rPr>
-          <w:rFonts w:hint="eastAsia" w:ascii="Times New Roman" w:hAnsi="Times New Roman" w:eastAsia="Times New Roman" w:cs="Times New Roman"/>
-        </w:rPr>
-        <w:t>2.</w:t>
-      </w:r>
-      <w:r>
-        <w:rPr>
-          <w:rFonts w:ascii="Times New Roman" w:hAnsi="Times New Roman" w:eastAsia="Times New Roman" w:cs="Times New Roman"/>
-        </w:rPr>
-        <w:t xml:space="preserve"> </w:t>
-      </w:r>
       <w:r>
         <w:rPr>
           <w:rFonts w:hint="eastAsia" w:ascii="Times New Roman" w:hAnsi="Times New Roman" w:eastAsia="FangSong" w:cs="Times New Roman"/>
@@ -29154,11 +29123,20 @@
           </wp:inline>
         </w:drawing>
       </w:r>
-      <w:r>
-        <w:rPr>
-          <w:rFonts w:ascii="Times New Roman" w:hAnsi="Times New Roman" w:eastAsia="Times New Roman" w:cs="Times New Roman"/>
-        </w:rPr>
-        <w:t xml:space="preserve">3. Baldwin </w:t>
+    </w:p>
+    <w:p>
+      <w:pPr>
+        <w:pStyle w:val="Compact"/>
+        <w:numPr>
+          <w:ilvl w:val="0"/>
+          <w:numId w:val="1022"/>
+        </w:numPr>
+      </w:pPr>
+      <w:r>
+        <w:rPr>
+          <w:rFonts w:ascii="Times New Roman" w:hAnsi="Times New Roman" w:eastAsia="Times New Roman" w:cs="Times New Roman"/>
+        </w:rPr>
+        <w:t xml:space="preserve">Baldwin </w:t>
       </w:r>
       <w:r>
         <w:rPr>
@@ -29206,20 +29184,17 @@
         <w:rPr>
           <w:rFonts w:hint="eastAsia" w:ascii="Times New Roman" w:hAnsi="Times New Roman" w:eastAsia="FangSong" w:cs="Times New Roman"/>
         </w:rPr>
-        <w:t>元优于其他</w:t>
-      </w:r>
-      <w:r>
-        <w:rPr>
-          <w:rFonts w:hint="eastAsia" w:ascii="Times New Roman" w:hAnsi="Times New Roman" w:eastAsia="Times New Roman" w:cs="Times New Roman"/>
-        </w:rPr>
-        <w:t>4.</w:t>
-      </w:r>
-      <w:r>
-        <w:rPr>
-          <w:rFonts w:ascii="Times New Roman" w:hAnsi="Times New Roman" w:eastAsia="Times New Roman" w:cs="Times New Roman"/>
-        </w:rPr>
-        <w:t xml:space="preserve"> </w:t>
-      </w:r>
+        <w:t xml:space="preserve">元优于其他</w:t>
+      </w:r>
+    </w:p>
+    <w:p>
+      <w:pPr>
+        <w:pStyle w:val="Compact"/>
+        <w:numPr>
+          <w:ilvl w:val="0"/>
+          <w:numId w:val="1022"/>
+        </w:numPr>
+      </w:pPr>
       <w:r>
         <w:rPr>
           <w:rFonts w:hint="eastAsia" w:ascii="Times New Roman" w:hAnsi="Times New Roman" w:eastAsia="FangSong" w:cs="Times New Roman"/>
@@ -29398,6 +29373,11 @@
           </wp:inline>
         </w:drawing>
       </w:r>
+    </w:p>
+    <w:p>
+      <w:pPr>
+        <w:pStyle w:val="BodyText"/>
+      </w:pPr>
       <w:r>
         <w:rPr>
           <w:rFonts w:hint="eastAsia" w:ascii="Times New Roman" w:hAnsi="Times New Roman" w:eastAsia="FangSong" w:cs="Times New Roman"/>
@@ -32811,12 +32791,13 @@
           </wp:inline>
         </w:drawing>
       </w:r>
-      <w:r>
-        <w:rPr>
-          <w:rFonts w:ascii="Times New Roman" w:hAnsi="Times New Roman" w:eastAsia="Times New Roman" w:cs="Times New Roman"/>
-        </w:rPr>
-        <w:t xml:space="preserve"> </w:t>
-      </w:r>
+    </w:p>
+    <w:p>
+      <w:pPr>
+        <w:pStyle w:val="BodyText"/>
+        <w:spacing w:before="160" w:after="80"/>
+        <w:jc w:val="center"/>
+      </w:pPr>
       <w:r>
         <w:rPr>
           <w:rFonts w:ascii="Times New Roman" w:hAnsi="Times New Roman" w:eastAsia="Times New Roman" w:cs="Times New Roman"/>
@@ -33220,12 +33201,17 @@
           </wp:inline>
         </w:drawing>
       </w:r>
-      <w:r>
-        <w:rPr>
-          <w:rFonts w:ascii="Times New Roman" w:hAnsi="Times New Roman" w:eastAsia="Times New Roman" w:cs="Times New Roman"/>
-        </w:rPr>
-        <w:t xml:space="preserve">2. </w:t>
-      </w:r>
+    </w:p>
+    <w:p>
+      <w:pPr>
+        <w:pStyle w:val="Compact"/>
+        <w:numPr>
+          <w:ilvl w:val="0"/>
+          <w:numId w:val="1023"/>
+        </w:numPr>
+        <w:spacing w:before="160" w:after="80"/>
+        <w:jc w:val="center"/>
+      </w:pPr>
       <w:r>
         <w:rPr>
           <w:rFonts w:hint="eastAsia" w:ascii="Times New Roman" w:hAnsi="Times New Roman" w:eastAsia="FangSong" w:cs="Times New Roman"/>
@@ -33289,11 +33275,22 @@
           </wp:inline>
         </w:drawing>
       </w:r>
-      <w:r>
-        <w:rPr>
-          <w:rFonts w:ascii="Times New Roman" w:hAnsi="Times New Roman" w:eastAsia="Times New Roman" w:cs="Times New Roman"/>
-        </w:rPr>
-        <w:t xml:space="preserve">3. Friedel-Crafts </w:t>
+    </w:p>
+    <w:p>
+      <w:pPr>
+        <w:pStyle w:val="Compact"/>
+        <w:numPr>
+          <w:ilvl w:val="0"/>
+          <w:numId w:val="1023"/>
+        </w:numPr>
+        <w:spacing w:before="160" w:after="80"/>
+        <w:jc w:val="center"/>
+      </w:pPr>
+      <w:r>
+        <w:rPr>
+          <w:rFonts w:ascii="Times New Roman" w:hAnsi="Times New Roman" w:eastAsia="Times New Roman" w:cs="Times New Roman"/>
+        </w:rPr>
+        <w:t xml:space="preserve">Friedel-Crafts </w:t>
       </w:r>
       <w:r>
         <w:rPr>
@@ -33364,12 +33361,15 @@
           </wp:inline>
         </w:drawing>
       </w:r>
-      <w:r>
-        <w:rPr>
-          <w:rFonts w:ascii="Times New Roman" w:hAnsi="Times New Roman" w:eastAsia="Times New Roman" w:cs="Times New Roman"/>
-        </w:rPr>
-        <w:t xml:space="preserve">4. </w:t>
-      </w:r>
+    </w:p>
+    <w:p>
+      <w:pPr>
+        <w:pStyle w:val="Compact"/>
+        <w:numPr>
+          <w:ilvl w:val="0"/>
+          <w:numId w:val="1023"/>
+        </w:numPr>
+      </w:pPr>
       <w:r>
         <w:rPr>
           <w:rFonts w:hint="eastAsia" w:ascii="Times New Roman" w:hAnsi="Times New Roman" w:eastAsia="FangSong" w:cs="Times New Roman"/>
@@ -33428,12 +33428,13 @@
           </wp:inline>
         </w:drawing>
       </w:r>
-      <w:r>
-        <w:rPr>
-          <w:rFonts w:ascii="Times New Roman" w:hAnsi="Times New Roman" w:eastAsia="Times New Roman" w:cs="Times New Roman"/>
-        </w:rPr>
-        <w:t xml:space="preserve"> </w:t>
-      </w:r>
+    </w:p>
+    <w:p>
+      <w:pPr>
+        <w:pStyle w:val="BodyText"/>
+        <w:spacing w:before="160" w:after="80"/>
+        <w:jc w:val="center"/>
+      </w:pPr>
       <w:r>
         <w:rPr>
           <w:rFonts w:ascii="Times New Roman" w:hAnsi="Times New Roman" w:eastAsia="Times New Roman" w:cs="Times New Roman"/>
@@ -33479,12 +33480,13 @@
           </wp:inline>
         </w:drawing>
       </w:r>
-      <w:r>
-        <w:rPr>
-          <w:rFonts w:ascii="Times New Roman" w:hAnsi="Times New Roman" w:eastAsia="Times New Roman" w:cs="Times New Roman"/>
-        </w:rPr>
-        <w:t xml:space="preserve"> </w:t>
-      </w:r>
+    </w:p>
+    <w:p>
+      <w:pPr>
+        <w:pStyle w:val="BodyText"/>
+        <w:spacing w:before="160" w:after="80"/>
+        <w:jc w:val="center"/>
+      </w:pPr>
       <w:r>
         <w:rPr>
           <w:rFonts w:ascii="Times New Roman" w:hAnsi="Times New Roman" w:eastAsia="Times New Roman" w:cs="Times New Roman"/>
@@ -33530,12 +33532,13 @@
           </wp:inline>
         </w:drawing>
       </w:r>
-      <w:r>
-        <w:rPr>
-          <w:rFonts w:ascii="Times New Roman" w:hAnsi="Times New Roman" w:eastAsia="Times New Roman" w:cs="Times New Roman"/>
-        </w:rPr>
-        <w:t xml:space="preserve"> </w:t>
-      </w:r>
+    </w:p>
+    <w:p>
+      <w:pPr>
+        <w:pStyle w:val="BodyText"/>
+        <w:spacing w:before="160" w:after="80"/>
+        <w:jc w:val="center"/>
+      </w:pPr>
       <w:r>
         <w:rPr>
           <w:rFonts w:ascii="Times New Roman" w:hAnsi="Times New Roman" w:eastAsia="Times New Roman" w:cs="Times New Roman"/>
@@ -33581,12 +33584,13 @@
           </wp:inline>
         </w:drawing>
       </w:r>
-      <w:r>
-        <w:rPr>
-          <w:rFonts w:ascii="Times New Roman" w:hAnsi="Times New Roman" w:eastAsia="Times New Roman" w:cs="Times New Roman"/>
-        </w:rPr>
-        <w:t xml:space="preserve"> </w:t>
-      </w:r>
+    </w:p>
+    <w:p>
+      <w:pPr>
+        <w:pStyle w:val="BodyText"/>
+        <w:spacing w:before="160" w:after="80"/>
+        <w:jc w:val="center"/>
+      </w:pPr>
       <w:r>
         <w:rPr>
           <w:rFonts w:ascii="Times New Roman" w:hAnsi="Times New Roman" w:eastAsia="Times New Roman" w:cs="Times New Roman"/>
@@ -33632,12 +33636,13 @@
           </wp:inline>
         </w:drawing>
       </w:r>
-      <w:r>
-        <w:rPr>
-          <w:rFonts w:ascii="Times New Roman" w:hAnsi="Times New Roman" w:eastAsia="Times New Roman" w:cs="Times New Roman"/>
-        </w:rPr>
-        <w:t xml:space="preserve"> </w:t>
-      </w:r>
+    </w:p>
+    <w:p>
+      <w:pPr>
+        <w:pStyle w:val="BodyText"/>
+        <w:spacing w:before="160" w:after="80"/>
+        <w:jc w:val="center"/>
+      </w:pPr>
       <w:r>
         <w:rPr>
           <w:rFonts w:ascii="Times New Roman" w:hAnsi="Times New Roman" w:eastAsia="Times New Roman" w:cs="Times New Roman"/>
@@ -33683,12 +33688,13 @@
           </wp:inline>
         </w:drawing>
       </w:r>
-      <w:r>
-        <w:rPr>
-          <w:rFonts w:ascii="Times New Roman" w:hAnsi="Times New Roman" w:eastAsia="Times New Roman" w:cs="Times New Roman"/>
-        </w:rPr>
-        <w:t xml:space="preserve"> </w:t>
-      </w:r>
+    </w:p>
+    <w:p>
+      <w:pPr>
+        <w:pStyle w:val="BodyText"/>
+        <w:spacing w:before="160" w:after="80"/>
+        <w:jc w:val="center"/>
+      </w:pPr>
       <w:r>
         <w:rPr>
           <w:rFonts w:ascii="Times New Roman" w:hAnsi="Times New Roman" w:eastAsia="Times New Roman" w:cs="Times New Roman"/>
@@ -33734,12 +33740,13 @@
           </wp:inline>
         </w:drawing>
       </w:r>
-      <w:r>
-        <w:rPr>
-          <w:rFonts w:ascii="Times New Roman" w:hAnsi="Times New Roman" w:eastAsia="Times New Roman" w:cs="Times New Roman"/>
-        </w:rPr>
-        <w:t xml:space="preserve"> </w:t>
-      </w:r>
+    </w:p>
+    <w:p>
+      <w:pPr>
+        <w:pStyle w:val="BodyText"/>
+        <w:spacing w:before="160" w:after="80"/>
+        <w:jc w:val="center"/>
+      </w:pPr>
       <w:r>
         <w:rPr>
           <w:rFonts w:ascii="Times New Roman" w:hAnsi="Times New Roman" w:eastAsia="Times New Roman" w:cs="Times New Roman"/>
@@ -33785,12 +33792,13 @@
           </wp:inline>
         </w:drawing>
       </w:r>
-      <w:r>
-        <w:rPr>
-          <w:rFonts w:ascii="Times New Roman" w:hAnsi="Times New Roman" w:eastAsia="Times New Roman" w:cs="Times New Roman"/>
-        </w:rPr>
-        <w:t xml:space="preserve"> </w:t>
-      </w:r>
+    </w:p>
+    <w:p>
+      <w:pPr>
+        <w:pStyle w:val="BodyText"/>
+        <w:spacing w:before="160" w:after="80"/>
+        <w:jc w:val="center"/>
+      </w:pPr>
       <w:r>
         <w:rPr>
           <w:rFonts w:ascii="Times New Roman" w:hAnsi="Times New Roman" w:eastAsia="Times New Roman" w:cs="Times New Roman"/>
@@ -33836,12 +33844,13 @@
           </wp:inline>
         </w:drawing>
       </w:r>
-      <w:r>
-        <w:rPr>
-          <w:rFonts w:ascii="Times New Roman" w:hAnsi="Times New Roman" w:eastAsia="Times New Roman" w:cs="Times New Roman"/>
-        </w:rPr>
-        <w:t xml:space="preserve"> </w:t>
-      </w:r>
+    </w:p>
+    <w:p>
+      <w:pPr>
+        <w:pStyle w:val="BodyText"/>
+        <w:spacing w:before="160" w:after="80"/>
+        <w:jc w:val="center"/>
+      </w:pPr>
       <w:r>
         <w:rPr>
           <w:rFonts w:ascii="Times New Roman" w:hAnsi="Times New Roman" w:eastAsia="Times New Roman" w:cs="Times New Roman"/>
@@ -35214,12 +35223,17 @@
           </wp:inline>
         </w:drawing>
       </w:r>
-      <w:r>
-        <w:rPr>
-          <w:rFonts w:ascii="Times New Roman" w:hAnsi="Times New Roman" w:eastAsia="Times New Roman" w:cs="Times New Roman"/>
-        </w:rPr>
-        <w:t xml:space="preserve">2. </w:t>
-      </w:r>
+    </w:p>
+    <w:p>
+      <w:pPr>
+        <w:pStyle w:val="Compact"/>
+        <w:numPr>
+          <w:ilvl w:val="0"/>
+          <w:numId w:val="1024"/>
+        </w:numPr>
+        <w:spacing w:before="160" w:after="80"/>
+        <w:jc w:val="center"/>
+      </w:pPr>
       <w:r>
         <w:rPr>
           <w:rFonts w:hint="eastAsia" w:ascii="Times New Roman" w:hAnsi="Times New Roman" w:eastAsia="FangSong" w:cs="Times New Roman"/>
@@ -35283,12 +35297,17 @@
           </wp:inline>
         </w:drawing>
       </w:r>
-      <w:r>
-        <w:rPr>
-          <w:rFonts w:ascii="Times New Roman" w:hAnsi="Times New Roman" w:eastAsia="Times New Roman" w:cs="Times New Roman"/>
-        </w:rPr>
-        <w:t xml:space="preserve">3. </w:t>
-      </w:r>
+    </w:p>
+    <w:p>
+      <w:pPr>
+        <w:pStyle w:val="Compact"/>
+        <w:numPr>
+          <w:ilvl w:val="0"/>
+          <w:numId w:val="1024"/>
+        </w:numPr>
+        <w:spacing w:before="160" w:after="80"/>
+        <w:jc w:val="center"/>
+      </w:pPr>
       <w:r>
         <w:rPr>
           <w:rFonts w:hint="eastAsia" w:ascii="Times New Roman" w:hAnsi="Times New Roman" w:eastAsia="FangSong" w:cs="Times New Roman"/>
@@ -35529,12 +35548,13 @@
           </wp:inline>
         </w:drawing>
       </w:r>
-      <w:r>
-        <w:rPr>
-          <w:rFonts w:ascii="Times New Roman" w:hAnsi="Times New Roman" w:eastAsia="Times New Roman" w:cs="Times New Roman"/>
-        </w:rPr>
-        <w:t xml:space="preserve"> </w:t>
-      </w:r>
+    </w:p>
+    <w:p>
+      <w:pPr>
+        <w:pStyle w:val="BodyText"/>
+        <w:spacing w:before="160" w:after="80"/>
+        <w:jc w:val="center"/>
+      </w:pPr>
       <w:r>
         <w:rPr>
           <w:rFonts w:ascii="Times New Roman" w:hAnsi="Times New Roman" w:eastAsia="Times New Roman" w:cs="Times New Roman"/>
@@ -35580,12 +35600,13 @@
           </wp:inline>
         </w:drawing>
       </w:r>
-      <w:r>
-        <w:rPr>
-          <w:rFonts w:ascii="Times New Roman" w:hAnsi="Times New Roman" w:eastAsia="Times New Roman" w:cs="Times New Roman"/>
-        </w:rPr>
-        <w:t xml:space="preserve"> </w:t>
-      </w:r>
+    </w:p>
+    <w:p>
+      <w:pPr>
+        <w:pStyle w:val="BodyText"/>
+        <w:spacing w:before="160" w:after="80"/>
+        <w:jc w:val="center"/>
+      </w:pPr>
       <w:r>
         <w:rPr>
           <w:rFonts w:ascii="Times New Roman" w:hAnsi="Times New Roman" w:eastAsia="Times New Roman" w:cs="Times New Roman"/>
@@ -35631,12 +35652,13 @@
           </wp:inline>
         </w:drawing>
       </w:r>
-      <w:r>
-        <w:rPr>
-          <w:rFonts w:ascii="Times New Roman" w:hAnsi="Times New Roman" w:eastAsia="Times New Roman" w:cs="Times New Roman"/>
-        </w:rPr>
-        <w:t xml:space="preserve"> </w:t>
-      </w:r>
+    </w:p>
+    <w:p>
+      <w:pPr>
+        <w:pStyle w:val="BodyText"/>
+        <w:spacing w:before="160" w:after="80"/>
+        <w:jc w:val="center"/>
+      </w:pPr>
       <w:r>
         <w:rPr>
           <w:rFonts w:ascii="Times New Roman" w:hAnsi="Times New Roman" w:eastAsia="Times New Roman" w:cs="Times New Roman"/>
@@ -35682,12 +35704,13 @@
           </wp:inline>
         </w:drawing>
       </w:r>
-      <w:r>
-        <w:rPr>
-          <w:rFonts w:ascii="Times New Roman" w:hAnsi="Times New Roman" w:eastAsia="Times New Roman" w:cs="Times New Roman"/>
-        </w:rPr>
-        <w:t xml:space="preserve"> </w:t>
-      </w:r>
+    </w:p>
+    <w:p>
+      <w:pPr>
+        <w:pStyle w:val="BodyText"/>
+        <w:spacing w:before="160" w:after="80"/>
+        <w:jc w:val="center"/>
+      </w:pPr>
       <w:r>
         <w:rPr>
           <w:rFonts w:ascii="Times New Roman" w:hAnsi="Times New Roman" w:eastAsia="Times New Roman" w:cs="Times New Roman"/>
@@ -36506,12 +36529,13 @@
           </wp:inline>
         </w:drawing>
       </w:r>
-      <w:r>
-        <w:rPr>
-          <w:rFonts w:ascii="Times New Roman" w:hAnsi="Times New Roman" w:eastAsia="Times New Roman" w:cs="Times New Roman"/>
-        </w:rPr>
-        <w:t xml:space="preserve"> </w:t>
-      </w:r>
+    </w:p>
+    <w:p>
+      <w:pPr>
+        <w:pStyle w:val="BodyText"/>
+        <w:spacing w:before="160" w:after="80"/>
+        <w:jc w:val="center"/>
+      </w:pPr>
       <w:r>
         <w:rPr>
           <w:rFonts w:ascii="Times New Roman" w:hAnsi="Times New Roman" w:eastAsia="Times New Roman" w:cs="Times New Roman"/>
@@ -36557,12 +36581,13 @@
           </wp:inline>
         </w:drawing>
       </w:r>
-      <w:r>
-        <w:rPr>
-          <w:rFonts w:ascii="Times New Roman" w:hAnsi="Times New Roman" w:eastAsia="Times New Roman" w:cs="Times New Roman"/>
-        </w:rPr>
-        <w:t xml:space="preserve"> </w:t>
-      </w:r>
+    </w:p>
+    <w:p>
+      <w:pPr>
+        <w:pStyle w:val="BodyText"/>
+        <w:spacing w:before="160" w:after="80"/>
+        <w:jc w:val="center"/>
+      </w:pPr>
       <w:r>
         <w:rPr>
           <w:rFonts w:ascii="Times New Roman" w:hAnsi="Times New Roman" w:eastAsia="Times New Roman" w:cs="Times New Roman"/>
@@ -36608,12 +36633,13 @@
           </wp:inline>
         </w:drawing>
       </w:r>
-      <w:r>
-        <w:rPr>
-          <w:rFonts w:ascii="Times New Roman" w:hAnsi="Times New Roman" w:eastAsia="Times New Roman" w:cs="Times New Roman"/>
-        </w:rPr>
-        <w:t xml:space="preserve"> </w:t>
-      </w:r>
+    </w:p>
+    <w:p>
+      <w:pPr>
+        <w:pStyle w:val="BodyText"/>
+        <w:spacing w:before="160" w:after="80"/>
+        <w:jc w:val="center"/>
+      </w:pPr>
       <w:r>
         <w:rPr>
           <w:rFonts w:ascii="Times New Roman" w:hAnsi="Times New Roman" w:eastAsia="Times New Roman" w:cs="Times New Roman"/>
@@ -37247,12 +37273,13 @@
           </wp:inline>
         </w:drawing>
       </w:r>
-      <w:r>
-        <w:rPr>
-          <w:rFonts w:ascii="Times New Roman" w:hAnsi="Times New Roman" w:eastAsia="Times New Roman" w:cs="Times New Roman"/>
-        </w:rPr>
-        <w:t xml:space="preserve"> </w:t>
-      </w:r>
+    </w:p>
+    <w:p>
+      <w:pPr>
+        <w:pStyle w:val="BodyText"/>
+        <w:spacing w:before="160" w:after="80"/>
+        <w:jc w:val="center"/>
+      </w:pPr>
       <w:r>
         <w:rPr>
           <w:rFonts w:ascii="Times New Roman" w:hAnsi="Times New Roman" w:eastAsia="Times New Roman" w:cs="Times New Roman"/>
@@ -37298,12 +37325,13 @@
           </wp:inline>
         </w:drawing>
       </w:r>
-      <w:r>
-        <w:rPr>
-          <w:rFonts w:ascii="Times New Roman" w:hAnsi="Times New Roman" w:eastAsia="Times New Roman" w:cs="Times New Roman"/>
-        </w:rPr>
-        <w:t xml:space="preserve"> </w:t>
-      </w:r>
+    </w:p>
+    <w:p>
+      <w:pPr>
+        <w:pStyle w:val="BodyText"/>
+        <w:spacing w:before="160" w:after="80"/>
+        <w:jc w:val="center"/>
+      </w:pPr>
       <w:r>
         <w:rPr>
           <w:rFonts w:ascii="Times New Roman" w:hAnsi="Times New Roman" w:eastAsia="Times New Roman" w:cs="Times New Roman"/>
@@ -39444,165 +39472,174 @@
           <w:ilvl w:val="0"/>
           <w:numId w:val="1026"/>
         </w:numPr>
+      </w:pPr>
+      <w:r>
+        <w:rPr>
+          <w:rFonts w:hint="eastAsia" w:ascii="Times New Roman" w:hAnsi="Times New Roman" w:eastAsia="FangSong" w:cs="Times New Roman"/>
+        </w:rPr>
+        <w:t xml:space="preserve">从投影图中原子与边框线的遮挡关系确定原子位置</w:t>
+      </w:r>
+    </w:p>
+    <w:p>
+      <w:pPr>
+        <w:pStyle w:val="Compact"/>
+        <w:numPr>
+          <w:ilvl w:val="0"/>
+          <w:numId w:val="1026"/>
+        </w:numPr>
+      </w:pPr>
+      <w:r>
+        <w:rPr>
+          <w:rFonts w:hint="eastAsia" w:ascii="Times New Roman" w:hAnsi="Times New Roman" w:eastAsia="FangSong" w:cs="Times New Roman"/>
+        </w:rPr>
+        <w:t>晶胞内原子计数</w:t>
+      </w:r>
+      <w:r>
+        <w:rPr>
+          <w:rFonts w:hint="eastAsia" w:ascii="Times New Roman" w:hAnsi="Times New Roman" w:eastAsia="Times New Roman" w:cs="Times New Roman"/>
+        </w:rPr>
+        <w:t>（</w:t>
+      </w:r>
+      <w:r>
+        <w:rPr>
+          <w:rFonts w:hint="eastAsia" w:ascii="Times New Roman" w:hAnsi="Times New Roman" w:eastAsia="FangSong" w:cs="Times New Roman"/>
+        </w:rPr>
+        <w:t>区分顶点</w:t>
+      </w:r>
+      <w:r>
+        <w:rPr>
+          <w:rFonts w:hint="eastAsia" w:ascii="Times New Roman" w:hAnsi="Times New Roman" w:eastAsia="Times New Roman" w:cs="Times New Roman"/>
+        </w:rPr>
+        <w:t>/</w:t>
+      </w:r>
+      <w:r>
+        <w:rPr>
+          <w:rFonts w:hint="eastAsia" w:ascii="Times New Roman" w:hAnsi="Times New Roman" w:eastAsia="FangSong" w:cs="Times New Roman"/>
+        </w:rPr>
+        <w:t>棱</w:t>
+      </w:r>
+      <w:r>
+        <w:rPr>
+          <w:rFonts w:hint="eastAsia" w:ascii="Times New Roman" w:hAnsi="Times New Roman" w:eastAsia="Times New Roman" w:cs="Times New Roman"/>
+        </w:rPr>
+        <w:t>/</w:t>
+      </w:r>
+      <w:r>
+        <w:rPr>
+          <w:rFonts w:hint="eastAsia" w:ascii="Times New Roman" w:hAnsi="Times New Roman" w:eastAsia="FangSong" w:cs="Times New Roman"/>
+        </w:rPr>
+        <w:t>面</w:t>
+      </w:r>
+      <w:r>
+        <w:rPr>
+          <w:rFonts w:hint="eastAsia" w:ascii="Times New Roman" w:hAnsi="Times New Roman" w:eastAsia="Times New Roman" w:cs="Times New Roman"/>
+        </w:rPr>
+        <w:t>/</w:t>
+      </w:r>
+      <w:r>
+        <w:rPr>
+          <w:rFonts w:hint="eastAsia" w:ascii="Times New Roman" w:hAnsi="Times New Roman" w:eastAsia="FangSong" w:cs="Times New Roman"/>
+        </w:rPr>
+        <w:t>内部</w:t>
+      </w:r>
+      <w:r>
+        <w:rPr>
+          <w:rFonts w:hint="eastAsia" w:ascii="Times New Roman" w:hAnsi="Times New Roman" w:eastAsia="Times New Roman" w:cs="Times New Roman"/>
+        </w:rPr>
+        <w:t>）</w:t>
+      </w:r>
+    </w:p>
+    <w:p>
+      <w:pPr>
+        <w:pStyle w:val="Compact"/>
+        <w:numPr>
+          <w:ilvl w:val="0"/>
+          <w:numId w:val="1026"/>
+        </w:numPr>
+      </w:pPr>
+      <w:r>
+        <w:rPr>
+          <w:rFonts w:ascii="Times New Roman" w:hAnsi="Times New Roman" w:eastAsia="Times New Roman" w:cs="Times New Roman"/>
+        </w:rPr>
+        <w:t xml:space="preserve">Xe </w:t>
+      </w:r>
+      <w:r>
+        <w:rPr>
+          <w:rFonts w:hint="eastAsia" w:ascii="Times New Roman" w:hAnsi="Times New Roman" w:eastAsia="FangSong" w:cs="Times New Roman"/>
+        </w:rPr>
+        <w:t xml:space="preserve">化合价</w:t>
+      </w:r>
+      <w:r>
+        <w:rPr>
+          <w:rFonts w:ascii="Times New Roman" w:hAnsi="Times New Roman" w:eastAsia="Times New Roman" w:cs="Times New Roman"/>
+        </w:rPr>
+        <w:t xml:space="preserve"> = O </w:t>
+      </w:r>
+      <w:r>
+        <w:rPr>
+          <w:rFonts w:hint="eastAsia" w:ascii="Times New Roman" w:hAnsi="Times New Roman" w:eastAsia="FangSong" w:cs="Times New Roman"/>
+        </w:rPr>
+        <w:t xml:space="preserve">原子数</w:t>
+      </w:r>
+      <w:r>
+        <w:rPr>
+          <w:rFonts w:ascii="Times New Roman" w:hAnsi="Times New Roman" w:eastAsia="Times New Roman" w:cs="Times New Roman"/>
+        </w:rPr>
+        <w:t xml:space="preserve"> × 2 / Xe </w:t>
+      </w:r>
+      <w:r>
+        <w:rPr>
+          <w:rFonts w:hint="eastAsia" w:ascii="Times New Roman" w:hAnsi="Times New Roman" w:eastAsia="FangSong" w:cs="Times New Roman"/>
+        </w:rPr>
+        <w:t>原子数</w:t>
+      </w:r>
+      <w:r>
+        <w:rPr>
+          <w:rFonts w:hint="eastAsia" w:ascii="Times New Roman" w:hAnsi="Times New Roman" w:eastAsia="Times New Roman" w:cs="Times New Roman"/>
+        </w:rPr>
+        <w:t>（O</w:t>
+      </w:r>
+      <w:r>
+        <w:rPr>
+          <w:rFonts w:ascii="Times New Roman" w:hAnsi="Times New Roman" w:eastAsia="Times New Roman" w:cs="Times New Roman"/>
+        </w:rPr>
+        <w:t xml:space="preserve"> </w:t>
+      </w:r>
+      <w:r>
+        <w:rPr>
+          <w:rFonts w:hint="eastAsia" w:ascii="Times New Roman" w:hAnsi="Times New Roman" w:eastAsia="FangSong" w:cs="Times New Roman"/>
+        </w:rPr>
+        <w:t xml:space="preserve">为</w:t>
+      </w:r>
+      <w:r>
+        <w:rPr>
+          <w:rFonts w:ascii="Times New Roman" w:hAnsi="Times New Roman" w:eastAsia="Times New Roman" w:cs="Times New Roman"/>
+        </w:rPr>
+        <w:t xml:space="preserve"> -2 </w:t>
+      </w:r>
+      <w:r>
+        <w:rPr>
+          <w:rFonts w:hint="eastAsia" w:ascii="Times New Roman" w:hAnsi="Times New Roman" w:eastAsia="FangSong" w:cs="Times New Roman"/>
+        </w:rPr>
+        <w:t>价</w:t>
+      </w:r>
+      <w:r>
+        <w:rPr>
+          <w:rFonts w:hint="eastAsia" w:ascii="Times New Roman" w:hAnsi="Times New Roman" w:eastAsia="Times New Roman" w:cs="Times New Roman"/>
+        </w:rPr>
+        <w:t>）</w:t>
+      </w:r>
+    </w:p>
+    <w:p>
+      <w:pPr>
+        <w:pStyle w:val="Compact"/>
+        <w:numPr>
+          <w:ilvl w:val="0"/>
+          <w:numId w:val="1026"/>
+        </w:numPr>
         <w:spacing w:before="160" w:after="80"/>
         <w:jc w:val="center"/>
       </w:pPr>
-      <w:r>
-        <w:rPr>
-          <w:rFonts w:hint="eastAsia" w:ascii="Times New Roman" w:hAnsi="Times New Roman" w:eastAsia="FangSong" w:cs="Times New Roman"/>
-        </w:rPr>
-        <w:t>从投影图中原子与边框线的遮挡关系确定原子位置</w:t>
-      </w:r>
-      <w:r>
-        <w:rPr>
-          <w:rFonts w:hint="eastAsia" w:ascii="Times New Roman" w:hAnsi="Times New Roman" w:eastAsia="Times New Roman" w:cs="Times New Roman"/>
-        </w:rPr>
-        <w:t>2.</w:t>
-      </w:r>
-      <w:r>
-        <w:rPr>
-          <w:rFonts w:ascii="Times New Roman" w:hAnsi="Times New Roman" w:eastAsia="Times New Roman" w:cs="Times New Roman"/>
-        </w:rPr>
-        <w:t xml:space="preserve"> </w:t>
-      </w:r>
-      <w:r>
-        <w:rPr>
-          <w:rFonts w:hint="eastAsia" w:ascii="Times New Roman" w:hAnsi="Times New Roman" w:eastAsia="FangSong" w:cs="Times New Roman"/>
-        </w:rPr>
-        <w:t>晶胞内原子计数</w:t>
-      </w:r>
-      <w:r>
-        <w:rPr>
-          <w:rFonts w:hint="eastAsia" w:ascii="Times New Roman" w:hAnsi="Times New Roman" w:eastAsia="Times New Roman" w:cs="Times New Roman"/>
-        </w:rPr>
-        <w:t>（</w:t>
-      </w:r>
-      <w:r>
-        <w:rPr>
-          <w:rFonts w:hint="eastAsia" w:ascii="Times New Roman" w:hAnsi="Times New Roman" w:eastAsia="FangSong" w:cs="Times New Roman"/>
-        </w:rPr>
-        <w:t>区分顶点</w:t>
-      </w:r>
-      <w:r>
-        <w:rPr>
-          <w:rFonts w:hint="eastAsia" w:ascii="Times New Roman" w:hAnsi="Times New Roman" w:eastAsia="Times New Roman" w:cs="Times New Roman"/>
-        </w:rPr>
-        <w:t>/</w:t>
-      </w:r>
-      <w:r>
-        <w:rPr>
-          <w:rFonts w:hint="eastAsia" w:ascii="Times New Roman" w:hAnsi="Times New Roman" w:eastAsia="FangSong" w:cs="Times New Roman"/>
-        </w:rPr>
-        <w:t>棱</w:t>
-      </w:r>
-      <w:r>
-        <w:rPr>
-          <w:rFonts w:hint="eastAsia" w:ascii="Times New Roman" w:hAnsi="Times New Roman" w:eastAsia="Times New Roman" w:cs="Times New Roman"/>
-        </w:rPr>
-        <w:t>/</w:t>
-      </w:r>
-      <w:r>
-        <w:rPr>
-          <w:rFonts w:hint="eastAsia" w:ascii="Times New Roman" w:hAnsi="Times New Roman" w:eastAsia="FangSong" w:cs="Times New Roman"/>
-        </w:rPr>
-        <w:t>面</w:t>
-      </w:r>
-      <w:r>
-        <w:rPr>
-          <w:rFonts w:hint="eastAsia" w:ascii="Times New Roman" w:hAnsi="Times New Roman" w:eastAsia="Times New Roman" w:cs="Times New Roman"/>
-        </w:rPr>
-        <w:t>/</w:t>
-      </w:r>
-      <w:r>
-        <w:rPr>
-          <w:rFonts w:hint="eastAsia" w:ascii="Times New Roman" w:hAnsi="Times New Roman" w:eastAsia="FangSong" w:cs="Times New Roman"/>
-        </w:rPr>
-        <w:t>内部</w:t>
-      </w:r>
-      <w:r>
-        <w:rPr>
-          <w:rFonts w:hint="eastAsia" w:ascii="Times New Roman" w:hAnsi="Times New Roman" w:eastAsia="Times New Roman" w:cs="Times New Roman"/>
-        </w:rPr>
-        <w:t>）3.</w:t>
-      </w:r>
-      <w:r>
-        <w:rPr>
-          <w:rFonts w:ascii="Times New Roman" w:hAnsi="Times New Roman" w:eastAsia="Times New Roman" w:cs="Times New Roman"/>
-        </w:rPr>
-        <w:t xml:space="preserve"> Xe </w:t>
-      </w:r>
-      <w:r>
-        <w:rPr>
-          <w:rFonts w:hint="eastAsia" w:ascii="Times New Roman" w:hAnsi="Times New Roman" w:eastAsia="FangSong" w:cs="Times New Roman"/>
-        </w:rPr>
-        <w:t xml:space="preserve">化合价</w:t>
-      </w:r>
-      <w:r>
-        <w:rPr>
-          <w:rFonts w:ascii="Times New Roman" w:hAnsi="Times New Roman" w:eastAsia="Times New Roman" w:cs="Times New Roman"/>
-        </w:rPr>
-        <w:t xml:space="preserve"> = O </w:t>
-      </w:r>
-      <w:r>
-        <w:rPr>
-          <w:rFonts w:hint="eastAsia" w:ascii="Times New Roman" w:hAnsi="Times New Roman" w:eastAsia="FangSong" w:cs="Times New Roman"/>
-        </w:rPr>
-        <w:t xml:space="preserve">原子数</w:t>
-      </w:r>
-      <w:r>
-        <w:rPr>
-          <w:rFonts w:ascii="Times New Roman" w:hAnsi="Times New Roman" w:eastAsia="Times New Roman" w:cs="Times New Roman"/>
-        </w:rPr>
-        <w:t xml:space="preserve"> × 2 / Xe </w:t>
-      </w:r>
-      <w:r>
-        <w:rPr>
-          <w:rFonts w:hint="eastAsia" w:ascii="Times New Roman" w:hAnsi="Times New Roman" w:eastAsia="FangSong" w:cs="Times New Roman"/>
-        </w:rPr>
-        <w:t>原子数</w:t>
-      </w:r>
-      <w:r>
-        <w:rPr>
-          <w:rFonts w:hint="eastAsia" w:ascii="Times New Roman" w:hAnsi="Times New Roman" w:eastAsia="Times New Roman" w:cs="Times New Roman"/>
-        </w:rPr>
-        <w:t>（O</w:t>
-      </w:r>
-      <w:r>
-        <w:rPr>
-          <w:rFonts w:ascii="Times New Roman" w:hAnsi="Times New Roman" w:eastAsia="Times New Roman" w:cs="Times New Roman"/>
-        </w:rPr>
-        <w:t xml:space="preserve"> </w:t>
-      </w:r>
-      <w:r>
-        <w:rPr>
-          <w:rFonts w:hint="eastAsia" w:ascii="Times New Roman" w:hAnsi="Times New Roman" w:eastAsia="FangSong" w:cs="Times New Roman"/>
-        </w:rPr>
-        <w:t xml:space="preserve">为</w:t>
-      </w:r>
-      <w:r>
-        <w:rPr>
-          <w:rFonts w:ascii="Times New Roman" w:hAnsi="Times New Roman" w:eastAsia="Times New Roman" w:cs="Times New Roman"/>
-        </w:rPr>
-        <w:t xml:space="preserve"> -2 </w:t>
-      </w:r>
-      <w:r>
-        <w:rPr>
-          <w:rFonts w:hint="eastAsia" w:ascii="Times New Roman" w:hAnsi="Times New Roman" w:eastAsia="FangSong" w:cs="Times New Roman"/>
-        </w:rPr>
-        <w:t>价</w:t>
-      </w:r>
-      <w:r>
-        <w:rPr>
-          <w:rFonts w:hint="eastAsia" w:ascii="Times New Roman" w:hAnsi="Times New Roman" w:eastAsia="Times New Roman" w:cs="Times New Roman"/>
-        </w:rPr>
-        <w:t>）4.</w:t>
-      </w:r>
-      <w:r>
-        <w:rPr>
-          <w:rFonts w:ascii="Times New Roman" w:hAnsi="Times New Roman" w:eastAsia="Times New Roman" w:cs="Times New Roman"/>
-        </w:rPr>
-        <w:t xml:space="preserve"> </w:t>
-      </w:r>
       <w:r>
         <w:rPr>
           <w:rFonts w:hint="eastAsia" w:ascii="Times New Roman" w:hAnsi="Times New Roman" w:eastAsia="FangSong" w:cs="Times New Roman"/>
@@ -39783,12 +39820,13 @@
           </wp:inline>
         </w:drawing>
       </w:r>
-      <w:r>
-        <w:rPr>
-          <w:rFonts w:ascii="Times New Roman" w:hAnsi="Times New Roman" w:eastAsia="Times New Roman" w:cs="Times New Roman"/>
-        </w:rPr>
-        <w:t xml:space="preserve"> </w:t>
-      </w:r>
+    </w:p>
+    <w:p>
+      <w:pPr>
+        <w:pStyle w:val="FirstParagraph"/>
+        <w:spacing w:before="160" w:after="80"/>
+        <w:jc w:val="center"/>
+      </w:pPr>
       <w:r>
         <w:rPr>
           <w:rFonts w:ascii="Times New Roman" w:hAnsi="Times New Roman" w:eastAsia="Times New Roman" w:cs="Times New Roman"/>
@@ -39834,12 +39872,13 @@
           </wp:inline>
         </w:drawing>
       </w:r>
-      <w:r>
-        <w:rPr>
-          <w:rFonts w:ascii="Times New Roman" w:hAnsi="Times New Roman" w:eastAsia="Times New Roman" w:cs="Times New Roman"/>
-        </w:rPr>
-        <w:t xml:space="preserve"> </w:t>
-      </w:r>
+    </w:p>
+    <w:p>
+      <w:pPr>
+        <w:pStyle w:val="BodyText"/>
+        <w:spacing w:before="160" w:after="80"/>
+        <w:jc w:val="center"/>
+      </w:pPr>
       <w:r>
         <w:rPr>
           <w:rFonts w:ascii="Times New Roman" w:hAnsi="Times New Roman" w:eastAsia="Times New Roman" w:cs="Times New Roman"/>
@@ -39885,12 +39924,13 @@
           </wp:inline>
         </w:drawing>
       </w:r>
-      <w:r>
-        <w:rPr>
-          <w:rFonts w:ascii="Times New Roman" w:hAnsi="Times New Roman" w:eastAsia="Times New Roman" w:cs="Times New Roman"/>
-        </w:rPr>
-        <w:t xml:space="preserve"> </w:t>
-      </w:r>
+    </w:p>
+    <w:p>
+      <w:pPr>
+        <w:pStyle w:val="BodyText"/>
+        <w:spacing w:before="160" w:after="80"/>
+        <w:jc w:val="center"/>
+      </w:pPr>
       <w:r>
         <w:rPr>
           <w:rFonts w:ascii="Times New Roman" w:hAnsi="Times New Roman" w:eastAsia="Times New Roman" w:cs="Times New Roman"/>
@@ -39939,7 +39979,7 @@
     </w:p>
     <w:p>
       <w:pPr>
-        <w:pStyle w:val="FirstParagraph"/>
+        <w:pStyle w:val="BodyText"/>
         <w:spacing w:before="160" w:after="80"/>
         <w:jc w:val="center"/>
       </w:pPr>
@@ -39988,12 +40028,13 @@
           </wp:inline>
         </w:drawing>
       </w:r>
-      <w:r>
-        <w:rPr>
-          <w:rFonts w:ascii="Times New Roman" w:hAnsi="Times New Roman" w:eastAsia="Times New Roman" w:cs="Times New Roman"/>
-        </w:rPr>
-        <w:t xml:space="preserve"> </w:t>
-      </w:r>
+    </w:p>
+    <w:p>
+      <w:pPr>
+        <w:pStyle w:val="BodyText"/>
+        <w:spacing w:before="160" w:after="80"/>
+        <w:jc w:val="center"/>
+      </w:pPr>
       <w:r>
         <w:rPr>
           <w:rFonts w:ascii="Times New Roman" w:hAnsi="Times New Roman" w:eastAsia="Times New Roman" w:cs="Times New Roman"/>
@@ -40039,12 +40080,13 @@
           </wp:inline>
         </w:drawing>
       </w:r>
-      <w:r>
-        <w:rPr>
-          <w:rFonts w:ascii="Times New Roman" w:hAnsi="Times New Roman" w:eastAsia="Times New Roman" w:cs="Times New Roman"/>
-        </w:rPr>
-        <w:t xml:space="preserve"> </w:t>
-      </w:r>
+    </w:p>
+    <w:p>
+      <w:pPr>
+        <w:pStyle w:val="BodyText"/>
+        <w:spacing w:before="160" w:after="80"/>
+        <w:jc w:val="center"/>
+      </w:pPr>
       <w:r>
         <w:rPr>
           <w:rFonts w:ascii="Times New Roman" w:hAnsi="Times New Roman" w:eastAsia="Times New Roman" w:cs="Times New Roman"/>
@@ -40090,12 +40132,13 @@
           </wp:inline>
         </w:drawing>
       </w:r>
-      <w:r>
-        <w:rPr>
-          <w:rFonts w:ascii="Times New Roman" w:hAnsi="Times New Roman" w:eastAsia="Times New Roman" w:cs="Times New Roman"/>
-        </w:rPr>
-        <w:t xml:space="preserve"> </w:t>
-      </w:r>
+    </w:p>
+    <w:p>
+      <w:pPr>
+        <w:pStyle w:val="BodyText"/>
+        <w:spacing w:before="160" w:after="80"/>
+        <w:jc w:val="center"/>
+      </w:pPr>
       <w:r>
         <w:rPr>
           <w:rFonts w:ascii="Times New Roman" w:hAnsi="Times New Roman" w:eastAsia="Times New Roman" w:cs="Times New Roman"/>
@@ -41810,122 +41853,125 @@
           <w:ilvl w:val="0"/>
           <w:numId w:val="1027"/>
         </w:numPr>
+      </w:pPr>
+      <w:r>
+        <w:rPr>
+          <w:rFonts w:hint="eastAsia" w:ascii="Times New Roman" w:hAnsi="Times New Roman" w:eastAsia="Times New Roman" w:cs="Times New Roman"/>
+        </w:rPr>
+        <w:t xml:space="preserve">5.3.1：Fe</w:t>
+      </w:r>
+      <w:r>
+        <w:rPr>
+          <w:rFonts w:ascii="Times New Roman" w:hAnsi="Times New Roman" w:eastAsia="Times New Roman" w:cs="Times New Roman"/>
+        </w:rPr>
+        <w:t xml:space="preserve"> </w:t>
+      </w:r>
+      <w:r>
+        <w:rPr>
+          <w:rFonts w:hint="eastAsia" w:ascii="Times New Roman" w:hAnsi="Times New Roman" w:eastAsia="FangSong" w:cs="Times New Roman"/>
+        </w:rPr>
+        <w:t xml:space="preserve">为面心立方分布</w:t>
+      </w:r>
+      <w:r>
+        <w:rPr>
+          <w:rFonts w:ascii="Times New Roman" w:hAnsi="Times New Roman" w:eastAsia="Times New Roman" w:cs="Times New Roman"/>
+        </w:rPr>
+        <w:t xml:space="preserve"> → </w:t>
+      </w:r>
+      <w:r>
+        <w:rPr>
+          <w:rFonts w:hint="eastAsia" w:ascii="Times New Roman" w:hAnsi="Times New Roman" w:eastAsia="FangSong" w:cs="Times New Roman"/>
+        </w:rPr>
+        <w:t xml:space="preserve">晶胞含</w:t>
+      </w:r>
+      <w:r>
+        <w:rPr>
+          <w:rFonts w:ascii="Times New Roman" w:hAnsi="Times New Roman" w:eastAsia="Times New Roman" w:cs="Times New Roman"/>
+        </w:rPr>
+        <w:t xml:space="preserve"> </w:t>
+      </w:r>
+      <w:r>
+        <w:rPr>
+          <w:rFonts w:hint="eastAsia" w:ascii="Times New Roman" w:hAnsi="Times New Roman" w:eastAsia="Times New Roman" w:cs="Times New Roman"/>
+        </w:rPr>
+        <w:t>4Fe；</w:t>
+      </w:r>
+      <w:r>
+        <w:rPr>
+          <w:rFonts w:hint="eastAsia" w:ascii="Times New Roman" w:hAnsi="Times New Roman" w:eastAsia="FangSong" w:cs="Times New Roman"/>
+        </w:rPr>
+        <w:t>每个</w:t>
+      </w:r>
+      <w:r>
+        <w:rPr>
+          <w:rFonts w:ascii="Times New Roman" w:hAnsi="Times New Roman" w:eastAsia="Times New Roman" w:cs="Times New Roman"/>
+        </w:rPr>
+        <w:t xml:space="preserve"> O </w:t>
+      </w:r>
+      <w:r>
+        <w:rPr>
+          <w:rFonts w:hint="eastAsia" w:ascii="Times New Roman" w:hAnsi="Times New Roman" w:eastAsia="FangSong" w:cs="Times New Roman"/>
+        </w:rPr>
+        <w:t xml:space="preserve">被</w:t>
+      </w:r>
+      <w:r>
+        <w:rPr>
+          <w:rFonts w:ascii="Times New Roman" w:hAnsi="Times New Roman" w:eastAsia="Times New Roman" w:cs="Times New Roman"/>
+        </w:rPr>
+        <w:t xml:space="preserve"> 3 </w:t>
+      </w:r>
+      <w:r>
+        <w:rPr>
+          <w:rFonts w:hint="eastAsia" w:ascii="Times New Roman" w:hAnsi="Times New Roman" w:eastAsia="FangSong" w:cs="Times New Roman"/>
+        </w:rPr>
+        <w:t xml:space="preserve">个八面体共享</w:t>
+      </w:r>
+      <w:r>
+        <w:rPr>
+          <w:rFonts w:ascii="Times New Roman" w:hAnsi="Times New Roman" w:eastAsia="Times New Roman" w:cs="Times New Roman"/>
+        </w:rPr>
+        <w:t xml:space="preserve"> → Fe:O = 1:22. </w:t>
+      </w:r>
+      <w:r>
+        <w:rPr>
+          <w:rFonts w:hint="eastAsia" w:ascii="Times New Roman" w:hAnsi="Times New Roman" w:eastAsia="Times New Roman" w:cs="Times New Roman"/>
+        </w:rPr>
+        <w:t>5.3.2：</w:t>
+      </w:r>
+      <w:r>
+        <w:rPr>
+          <w:rFonts w:hint="eastAsia" w:ascii="Times New Roman" w:hAnsi="Times New Roman" w:eastAsia="FangSong" w:cs="Times New Roman"/>
+        </w:rPr>
+        <w:t>逐一在投影图中定位原子</w:t>
+      </w:r>
+      <w:r>
+        <w:rPr>
+          <w:rFonts w:hint="eastAsia" w:ascii="Times New Roman" w:hAnsi="Times New Roman" w:eastAsia="Times New Roman" w:cs="Times New Roman"/>
+        </w:rPr>
+        <w:t>，</w:t>
+      </w:r>
+      <w:r>
+        <w:rPr>
+          <w:rFonts w:hint="eastAsia" w:ascii="Times New Roman" w:hAnsi="Times New Roman" w:eastAsia="FangSong" w:cs="Times New Roman"/>
+        </w:rPr>
+        <w:t>计数</w:t>
+      </w:r>
+    </w:p>
+    <w:p>
+      <w:pPr>
+        <w:pStyle w:val="Compact"/>
+        <w:numPr>
+          <w:ilvl w:val="0"/>
+          <w:numId w:val="1027"/>
+        </w:numPr>
         <w:spacing w:before="160" w:after="80"/>
         <w:jc w:val="center"/>
       </w:pPr>
       <w:r>
         <w:rPr>
-          <w:rFonts w:hint="eastAsia" w:ascii="Times New Roman" w:hAnsi="Times New Roman" w:eastAsia="Times New Roman" w:cs="Times New Roman"/>
-        </w:rPr>
-        <w:t xml:space="preserve">5.3.1：Fe</w:t>
-      </w:r>
-      <w:r>
-        <w:rPr>
-          <w:rFonts w:ascii="Times New Roman" w:hAnsi="Times New Roman" w:eastAsia="Times New Roman" w:cs="Times New Roman"/>
-        </w:rPr>
-        <w:t xml:space="preserve"> </w:t>
-      </w:r>
-      <w:r>
-        <w:rPr>
-          <w:rFonts w:hint="eastAsia" w:ascii="Times New Roman" w:hAnsi="Times New Roman" w:eastAsia="FangSong" w:cs="Times New Roman"/>
-        </w:rPr>
-        <w:t xml:space="preserve">为面心立方分布</w:t>
-      </w:r>
-      <w:r>
-        <w:rPr>
-          <w:rFonts w:ascii="Times New Roman" w:hAnsi="Times New Roman" w:eastAsia="Times New Roman" w:cs="Times New Roman"/>
-        </w:rPr>
-        <w:t xml:space="preserve"> → </w:t>
-      </w:r>
-      <w:r>
-        <w:rPr>
-          <w:rFonts w:hint="eastAsia" w:ascii="Times New Roman" w:hAnsi="Times New Roman" w:eastAsia="FangSong" w:cs="Times New Roman"/>
-        </w:rPr>
-        <w:t xml:space="preserve">晶胞含</w:t>
-      </w:r>
-      <w:r>
-        <w:rPr>
-          <w:rFonts w:ascii="Times New Roman" w:hAnsi="Times New Roman" w:eastAsia="Times New Roman" w:cs="Times New Roman"/>
-        </w:rPr>
-        <w:t xml:space="preserve"> </w:t>
-      </w:r>
-      <w:r>
-        <w:rPr>
-          <w:rFonts w:hint="eastAsia" w:ascii="Times New Roman" w:hAnsi="Times New Roman" w:eastAsia="Times New Roman" w:cs="Times New Roman"/>
-        </w:rPr>
-        <w:t>4Fe；</w:t>
-      </w:r>
-      <w:r>
-        <w:rPr>
-          <w:rFonts w:hint="eastAsia" w:ascii="Times New Roman" w:hAnsi="Times New Roman" w:eastAsia="FangSong" w:cs="Times New Roman"/>
-        </w:rPr>
-        <w:t>每个</w:t>
-      </w:r>
-      <w:r>
-        <w:rPr>
-          <w:rFonts w:ascii="Times New Roman" w:hAnsi="Times New Roman" w:eastAsia="Times New Roman" w:cs="Times New Roman"/>
-        </w:rPr>
-        <w:t xml:space="preserve"> O </w:t>
-      </w:r>
-      <w:r>
-        <w:rPr>
-          <w:rFonts w:hint="eastAsia" w:ascii="Times New Roman" w:hAnsi="Times New Roman" w:eastAsia="FangSong" w:cs="Times New Roman"/>
-        </w:rPr>
-        <w:t xml:space="preserve">被</w:t>
-      </w:r>
-      <w:r>
-        <w:rPr>
-          <w:rFonts w:ascii="Times New Roman" w:hAnsi="Times New Roman" w:eastAsia="Times New Roman" w:cs="Times New Roman"/>
-        </w:rPr>
-        <w:t xml:space="preserve"> 3 </w:t>
-      </w:r>
-      <w:r>
-        <w:rPr>
-          <w:rFonts w:hint="eastAsia" w:ascii="Times New Roman" w:hAnsi="Times New Roman" w:eastAsia="FangSong" w:cs="Times New Roman"/>
-        </w:rPr>
-        <w:t xml:space="preserve">个八面体共享</w:t>
-      </w:r>
-      <w:r>
-        <w:rPr>
-          <w:rFonts w:ascii="Times New Roman" w:hAnsi="Times New Roman" w:eastAsia="Times New Roman" w:cs="Times New Roman"/>
-        </w:rPr>
-        <w:t xml:space="preserve"> → Fe:O = 1:22. </w:t>
-      </w:r>
-      <w:r>
-        <w:rPr>
-          <w:rFonts w:hint="eastAsia" w:ascii="Times New Roman" w:hAnsi="Times New Roman" w:eastAsia="Times New Roman" w:cs="Times New Roman"/>
-        </w:rPr>
-        <w:t>5.3.2：</w:t>
-      </w:r>
-      <w:r>
-        <w:rPr>
-          <w:rFonts w:hint="eastAsia" w:ascii="Times New Roman" w:hAnsi="Times New Roman" w:eastAsia="FangSong" w:cs="Times New Roman"/>
-        </w:rPr>
-        <w:t>逐一在投影图中定位原子</w:t>
-      </w:r>
-      <w:r>
-        <w:rPr>
-          <w:rFonts w:hint="eastAsia" w:ascii="Times New Roman" w:hAnsi="Times New Roman" w:eastAsia="Times New Roman" w:cs="Times New Roman"/>
-        </w:rPr>
-        <w:t>，</w:t>
-      </w:r>
-      <w:r>
-        <w:rPr>
-          <w:rFonts w:hint="eastAsia" w:ascii="Times New Roman" w:hAnsi="Times New Roman" w:eastAsia="FangSong" w:cs="Times New Roman"/>
-        </w:rPr>
-        <w:t>计数</w:t>
-      </w:r>
-      <w:r>
-        <w:rPr>
-          <w:rFonts w:hint="eastAsia" w:ascii="Times New Roman" w:hAnsi="Times New Roman" w:eastAsia="Times New Roman" w:cs="Times New Roman"/>
-        </w:rPr>
-        <w:t>3.</w:t>
-      </w:r>
-      <w:r>
-        <w:rPr>
-          <w:rFonts w:ascii="Times New Roman" w:hAnsi="Times New Roman" w:eastAsia="Times New Roman" w:cs="Times New Roman"/>
-        </w:rPr>
-        <w:t xml:space="preserve"> B </w:t>
+          <w:rFonts w:ascii="Times New Roman" w:hAnsi="Times New Roman" w:eastAsia="Times New Roman" w:cs="Times New Roman"/>
+        </w:rPr>
+        <w:t xml:space="preserve">B </w:t>
       </w:r>
       <w:r>
         <w:rPr>
@@ -42020,12 +42066,13 @@
           </wp:inline>
         </w:drawing>
       </w:r>
-      <w:r>
-        <w:rPr>
-          <w:rFonts w:ascii="Times New Roman" w:hAnsi="Times New Roman" w:eastAsia="Times New Roman" w:cs="Times New Roman"/>
-        </w:rPr>
-        <w:t xml:space="preserve"> </w:t>
-      </w:r>
+    </w:p>
+    <w:p>
+      <w:pPr>
+        <w:pStyle w:val="FirstParagraph"/>
+        <w:spacing w:before="160" w:after="80"/>
+        <w:jc w:val="center"/>
+      </w:pPr>
       <w:r>
         <w:rPr>
           <w:rFonts w:ascii="Times New Roman" w:hAnsi="Times New Roman" w:eastAsia="Times New Roman" w:cs="Times New Roman"/>
@@ -42071,12 +42118,13 @@
           </wp:inline>
         </w:drawing>
       </w:r>
-      <w:r>
-        <w:rPr>
-          <w:rFonts w:ascii="Times New Roman" w:hAnsi="Times New Roman" w:eastAsia="Times New Roman" w:cs="Times New Roman"/>
-        </w:rPr>
-        <w:t xml:space="preserve"> </w:t>
-      </w:r>
+    </w:p>
+    <w:p>
+      <w:pPr>
+        <w:pStyle w:val="BodyText"/>
+        <w:spacing w:before="160" w:after="80"/>
+        <w:jc w:val="center"/>
+      </w:pPr>
       <w:r>
         <w:rPr>
           <w:rFonts w:ascii="Times New Roman" w:hAnsi="Times New Roman" w:eastAsia="Times New Roman" w:cs="Times New Roman"/>
@@ -42122,12 +42170,13 @@
           </wp:inline>
         </w:drawing>
       </w:r>
-      <w:r>
-        <w:rPr>
-          <w:rFonts w:ascii="Times New Roman" w:hAnsi="Times New Roman" w:eastAsia="Times New Roman" w:cs="Times New Roman"/>
-        </w:rPr>
-        <w:t xml:space="preserve"> </w:t>
-      </w:r>
+    </w:p>
+    <w:p>
+      <w:pPr>
+        <w:pStyle w:val="BodyText"/>
+        <w:spacing w:before="160" w:after="80"/>
+        <w:jc w:val="center"/>
+      </w:pPr>
       <w:r>
         <w:rPr>
           <w:rFonts w:ascii="Times New Roman" w:hAnsi="Times New Roman" w:eastAsia="Times New Roman" w:cs="Times New Roman"/>
